--- a/attached_assets/Диплом_Ксёнжик_перефразировано_с_цитатами.docx
+++ b/attached_assets/Диплом_Ксёнжик_перефразировано_с_цитатами.docx
@@ -11816,25 +11816,6 @@
           <w:szCs w:val="28"/>
         </w:rPr>
         <w:t>Агентство «Минск-Новости» специализируется на новостях столицы. На официальном сайте указано, что организация была создана в марте 2001 года с целью максимально полного и оперативного информирования о происходящих в Минске событиях [34]. Это делает ресурс особенно близким к теме дипломного проекта, поскольку проект «Минск.Новости» также ориентирован на новости Минска и близкие к нему общественно значимые материалы.</w:t>
-      </w:r>
-    </w:p>
-    <w:p>
-      <w:pPr>
-        <w:pStyle w:val="ab"/>
-        <w:spacing w:before="4" w:beforeAutospacing="0" w:after="4" w:afterAutospacing="0" w:line="360" w:lineRule="exact"/>
-        <w:ind w:left="170" w:right="57" w:firstLine="709"/>
-        <w:jc w:val="both"/>
-        <w:rPr>
-          <w:sz w:val="28"/>
-          <w:szCs w:val="28"/>
-        </w:rPr>
-      </w:pPr>
-      <w:r>
-        <w:rPr>
-          <w:sz w:val="28"/>
-          <w:szCs w:val="28"/>
-        </w:rPr>
-        <w:t xml:space="preserve">По словам М.В. Григорьева, «Региональные новостные интернет-ресурсы выполняют важную социальную функцию информационного обеспечения жителей соответствующих территорий, оперативно освещая события местной жизни, деятельность органов власти, культурные, спортивные и социальные мероприятия» [25, с. 56].</w:t>
       </w:r>
     </w:p>
     <w:p>
@@ -21287,7 +21268,7 @@
           <w:sz w:val="28"/>
           <w:szCs w:val="28"/>
         </w:rPr>
-        <w:t xml:space="preserve">Согласно справочнику MDN Web Docs, «Сессионный механизм аутентификации основан на сохранении на сервере состояния авторизованного пользователя и передаче на клиент уникального идентификатора сессии в виде cookie, что позволяет распознавать пользователя при последующих обращениях без повторного ввода учётных данных» [22, с. 1].</w:t>
+        <w:t xml:space="preserve">По словам С.А. Чернышева, «Сессионный механизм аутентификации основан на сохранении на сервере состояния авторизованного пользователя и передаче на клиент уникального идентификатора сессии в виде cookie, что позволяет распознавать пользователя при последующих обращениях без повторного ввода учётных данных» [29, с. 178].</w:t>
       </w:r>
     </w:p>
     <w:p>
